--- a/episodes/The_Dark_Rise_Episode_43.docx
+++ b/episodes/The_Dark_Rise_Episode_43.docx
@@ -217,7 +217,7 @@
           <w:sz w:val="24"/>
           <w:szCs w:val="24"/>
         </w:rPr>
-        <w:t xml:space="preserve">Beneath the ak-pu roots, the entity watched the spiral form in Amara's yard through the same faint, careful attention it had kept trained on Zara's reclaimed thread since discovering it, and recognized the shape the instant the first coil closed: the same pattern Zara's own hand had traced, unbidden, during the very first waking intrusion the entity itself had ever risked on her, months ago, back when it was still teaching itself how much a human mind could survive being asked to carry.</w:t>
+        <w:t xml:space="preserve">Beneath the iroko roots, the entity watched the spiral form in Amara's yard through the same faint, careful attention it had kept trained on Zara's reclaimed thread since discovering it, and recognized the shape the instant the first coil closed: the same pattern Zara's own hand had traced, unbidden, during the very first waking intrusion the entity itself had ever risked on her, months ago, back when it was still teaching itself how much a human mind could survive being asked to carry.</w:t>
       </w:r>
     </w:p>
     <w:p>

--- a/episodes/The_Dark_Rise_Episode_43.docx
+++ b/episodes/The_Dark_Rise_Episode_43.docx
@@ -98,20 +98,7 @@
     </w:p>
     <w:p>
       <w:pPr>
-        <w:spacing w:after="0" w:line="360"/>
-      </w:pPr>
-      <w:r>
-        <w:rPr>
-          <w:rFonts w:ascii="Georgia" w:hAnsi="Georgia" w:cs="Georgia"/>
-          <w:sz w:val="24"/>
-          <w:szCs w:val="24"/>
-        </w:rPr>
-        <w:t xml:space="preserve"/>
-      </w:r>
-    </w:p>
-    <w:p>
-      <w:pPr>
-        <w:spacing w:after="60" w:line="360"/>
+        <w:spacing w:after="60" w:line="360" w:before="480"/>
         <w:ind w:firstLine="360"/>
       </w:pPr>
       <w:r>
@@ -195,20 +182,7 @@
     </w:p>
     <w:p>
       <w:pPr>
-        <w:spacing w:after="0" w:line="360"/>
-      </w:pPr>
-      <w:r>
-        <w:rPr>
-          <w:rFonts w:ascii="Georgia" w:hAnsi="Georgia" w:cs="Georgia"/>
-          <w:sz w:val="24"/>
-          <w:szCs w:val="24"/>
-        </w:rPr>
-        <w:t xml:space="preserve"/>
-      </w:r>
-    </w:p>
-    <w:p>
-      <w:pPr>
-        <w:spacing w:after="60" w:line="360"/>
+        <w:spacing w:after="60" w:line="360" w:before="480"/>
         <w:ind w:firstLine="360"/>
       </w:pPr>
       <w:r>
@@ -250,20 +224,7 @@
     </w:p>
     <w:p>
       <w:pPr>
-        <w:spacing w:after="0" w:line="360"/>
-      </w:pPr>
-      <w:r>
-        <w:rPr>
-          <w:rFonts w:ascii="Georgia" w:hAnsi="Georgia" w:cs="Georgia"/>
-          <w:sz w:val="24"/>
-          <w:szCs w:val="24"/>
-        </w:rPr>
-        <w:t xml:space="preserve"/>
-      </w:r>
-    </w:p>
-    <w:p>
-      <w:pPr>
-        <w:spacing w:after="60" w:line="360"/>
+        <w:spacing w:after="60" w:line="360" w:before="480"/>
         <w:ind w:firstLine="360"/>
       </w:pPr>
       <w:r>
@@ -305,29 +266,32 @@
     </w:p>
     <w:p>
       <w:pPr>
-        <w:spacing w:after="0" w:line="360"/>
-      </w:pPr>
-      <w:r>
-        <w:rPr>
-          <w:rFonts w:ascii="Georgia" w:hAnsi="Georgia" w:cs="Georgia"/>
-          <w:sz w:val="24"/>
-          <w:szCs w:val="24"/>
-        </w:rPr>
-        <w:t xml:space="preserve"/>
-      </w:r>
-    </w:p>
-    <w:p>
-      <w:pPr>
-        <w:spacing w:after="60" w:line="360"/>
-        <w:ind w:firstLine="360"/>
-      </w:pPr>
-      <w:r>
-        <w:rPr>
-          <w:rFonts w:ascii="Georgia" w:hAnsi="Georgia" w:cs="Georgia"/>
-          <w:sz w:val="24"/>
-          <w:szCs w:val="24"/>
-        </w:rPr>
-        <w:t xml:space="preserve">VESSEL: DIRECT QUESTION REGARDING ENTITY'S OBLIGATION TOWARD THIRD PARTY HUMAN. NO ESTABLISHED PROTOCOL. RESPONSE REQUIRES GENUINE COMMITMENT RATHER THAN DEFLECTION.</w:t>
+        <w:spacing w:after="60" w:line="360" w:before="480"/>
+        <w:ind w:firstLine="360"/>
+      </w:pPr>
+      <w:r>
+        <w:rPr>
+          <w:rFonts w:ascii="Georgia" w:hAnsi="Georgia" w:cs="Georgia"/>
+          <w:sz w:val="24"/>
+          <w:szCs w:val="24"/>
+        </w:rPr>
+        <w:t xml:space="preserve">The cold voice weighed the question in its ledger before any answer came.</w:t>
+      </w:r>
+    </w:p>
+    <w:p>
+      <w:pPr>
+        <w:spacing w:after="120" w:line="360"/>
+      </w:pPr>
+      <w:r>
+        <w:rPr>
+          <w:rFonts w:ascii="Georgia" w:hAnsi="Georgia" w:cs="Georgia"/>
+          <w:sz w:val="24"/>
+          <w:szCs w:val="24"/>
+          <w:b/>
+          <w:bCs/>
+          <w:caps/>
+        </w:rPr>
+        <w:t xml:space="preserve">Vessel: direct question regarding entity's obligation toward third party human. No established protocol. Response requires genuine commitment rather than deflection.</w:t>
       </w:r>
     </w:p>
     <w:p>
@@ -398,19 +362,6 @@
           <w:szCs w:val="24"/>
         </w:rPr>
         <w:t xml:space="preserve">The boy considered this with the same unhurried seriousness he gave every idea large enough to require turning over more than once, and the entity turned its own attention back toward Amara's yard, where the wind had already begun to blur the spiral's careful edges, wondering how many more patient, gentle lessons the presence intended to teach before it finally explained what any of them were actually for.</w:t>
-      </w:r>
-    </w:p>
-    <w:p>
-      <w:pPr>
-        <w:spacing w:after="0" w:line="360"/>
-      </w:pPr>
-      <w:r>
-        <w:rPr>
-          <w:rFonts w:ascii="Georgia" w:hAnsi="Georgia" w:cs="Georgia"/>
-          <w:sz w:val="24"/>
-          <w:szCs w:val="24"/>
-        </w:rPr>
-        <w:t xml:space="preserve"/>
       </w:r>
     </w:p>
     <w:sectPr>
